--- a/material/lerntagebuch-mathe-aufbaukurs.docx
+++ b/material/lerntagebuch-mathe-aufbaukurs.docx
@@ -3330,7 +3330,7 @@
                 <w:sz w:val="21"/>
                 <w:szCs w:val="21"/>
               </w:rPr>
-              <w:t xml:space="preserve">Diagramme</w:t>
+              <w:t xml:space="preserve">Diagramme lesen</w:t>
             </w:r>
           </w:p>
         </w:tc>
@@ -3942,7 +3942,7 @@
                 <w:sz w:val="21"/>
                 <w:szCs w:val="21"/>
               </w:rPr>
-              <w:t xml:space="preserve">Vertiefung</w:t>
+              <w:t xml:space="preserve">Funktionen (Vertiefung)</w:t>
             </w:r>
           </w:p>
         </w:tc>

--- a/material/lerntagebuch-mathe-aufbaukurs.docx
+++ b/material/lerntagebuch-mathe-aufbaukurs.docx
@@ -653,7 +653,7 @@
           <w:sz w:val="22"/>
           <w:szCs w:val="22"/>
         </w:rPr>
-        <w:t xml:space="preserve">Ziel für alle: die </w:t>
+        <w:t xml:space="preserve">Ziel für alle: </w:t>
       </w:r>
       <w:r>
         <w:rPr>
@@ -663,15 +663,33 @@
           <w:sz w:val="22"/>
           <w:szCs w:val="22"/>
         </w:rPr>
-        <w:t xml:space="preserve">★ Pflichtkern-Module</w:t>
-      </w:r>
-      <w:r>
-        <w:rPr>
-          <w:rFonts w:ascii="Arial" w:cs="Arial" w:eastAsia="Arial" w:hAnsi="Arial"/>
-          <w:sz w:val="22"/>
-          <w:szCs w:val="22"/>
-        </w:rPr>
-        <w:t xml:space="preserve"> mindestens auf Standard-Niveau.</w:t>
+        <w:t xml:space="preserve">★ Pflicht</w:t>
+      </w:r>
+      <w:r>
+        <w:rPr>
+          <w:rFonts w:ascii="Arial" w:cs="Arial" w:eastAsia="Arial" w:hAnsi="Arial"/>
+          <w:sz w:val="22"/>
+          <w:szCs w:val="22"/>
+        </w:rPr>
+        <w:t xml:space="preserve"> = mindestens Standard geschafft, </w:t>
+      </w:r>
+      <w:r>
+        <w:rPr>
+          <w:rFonts w:ascii="Arial" w:cs="Arial" w:eastAsia="Arial" w:hAnsi="Arial"/>
+          <w:b/>
+          <w:bCs/>
+          <w:sz w:val="22"/>
+          <w:szCs w:val="22"/>
+        </w:rPr>
+        <w:t xml:space="preserve">★ Pflicht (Basis)</w:t>
+      </w:r>
+      <w:r>
+        <w:rPr>
+          <w:rFonts w:ascii="Arial" w:cs="Arial" w:eastAsia="Arial" w:hAnsi="Arial"/>
+          <w:sz w:val="22"/>
+          <w:szCs w:val="22"/>
+        </w:rPr>
+        <w:t xml:space="preserve"> = Basis reicht. Wer schneller ist, macht mit 8 – 10 weiter.</w:t>
       </w:r>
     </w:p>
     <w:p>
@@ -991,7 +1009,7 @@
                 <w:sz w:val="16"/>
                 <w:szCs w:val="16"/>
               </w:rPr>
-              <w:t xml:space="preserve">★ Pflichtkern</w:t>
+              <w:t xml:space="preserve">★ Pflicht</w:t>
             </w:r>
           </w:p>
         </w:tc>
@@ -1085,7 +1103,7 @@
                 <w:sz w:val="16"/>
                 <w:szCs w:val="16"/>
               </w:rPr>
-              <w:t xml:space="preserve">geschafft = alle 4 Fälle im Rechenweg-Detektiv gelöst</w:t>
+              <w:t xml:space="preserve">geschafft = alle 4 Fälle im Rechenweg-Detektiv gelöst (Mathe einfach: Schritt 0 geschafft)</w:t>
             </w:r>
           </w:p>
         </w:tc>
@@ -1139,6 +1157,19 @@
               <w:t xml:space="preserve">Zahlen &amp; Rechenregeln</w:t>
             </w:r>
           </w:p>
+          <w:p>
+            <w:r>
+              <w:rPr>
+                <w:rFonts w:ascii="Arial" w:cs="Arial" w:eastAsia="Arial" w:hAnsi="Arial"/>
+                <w:b/>
+                <w:bCs/>
+                <w:color w:val="1B3A6B"/>
+                <w:sz w:val="16"/>
+                <w:szCs w:val="16"/>
+              </w:rPr>
+              <w:t xml:space="preserve">★ Pflicht (Basis)</w:t>
+            </w:r>
+          </w:p>
         </w:tc>
         <w:tc>
           <w:tcPr>
@@ -1455,7 +1486,7 @@
                 <w:sz w:val="16"/>
                 <w:szCs w:val="16"/>
               </w:rPr>
-              <w:t xml:space="preserve">★ Pflichtkern</w:t>
+              <w:t xml:space="preserve">★ Pflicht</w:t>
             </w:r>
           </w:p>
         </w:tc>
@@ -1764,6 +1795,19 @@
               <w:t xml:space="preserve">Dreisatz, Prozent, Verhältnisse</w:t>
             </w:r>
           </w:p>
+          <w:p>
+            <w:r>
+              <w:rPr>
+                <w:rFonts w:ascii="Arial" w:cs="Arial" w:eastAsia="Arial" w:hAnsi="Arial"/>
+                <w:b/>
+                <w:bCs/>
+                <w:color w:val="1B3A6B"/>
+                <w:sz w:val="16"/>
+                <w:szCs w:val="16"/>
+              </w:rPr>
+              <w:t xml:space="preserve">★ Pflicht</w:t>
+            </w:r>
+          </w:p>
         </w:tc>
         <w:tc>
           <w:tcPr>
@@ -2080,7 +2124,7 @@
                 <w:sz w:val="16"/>
                 <w:szCs w:val="16"/>
               </w:rPr>
-              <w:t xml:space="preserve">★ Pflichtkern</w:t>
+              <w:t xml:space="preserve">★ Pflicht</w:t>
             </w:r>
           </w:p>
         </w:tc>
@@ -2399,7 +2443,7 @@
                 <w:sz w:val="16"/>
                 <w:szCs w:val="16"/>
               </w:rPr>
-              <w:t xml:space="preserve">★ Pflichtkern</w:t>
+              <w:t xml:space="preserve">★ Pflicht</w:t>
             </w:r>
           </w:p>
         </w:tc>
@@ -2708,6 +2752,19 @@
               <w:t xml:space="preserve">Flächen</w:t>
             </w:r>
           </w:p>
+          <w:p>
+            <w:r>
+              <w:rPr>
+                <w:rFonts w:ascii="Arial" w:cs="Arial" w:eastAsia="Arial" w:hAnsi="Arial"/>
+                <w:b/>
+                <w:bCs/>
+                <w:color w:val="1B3A6B"/>
+                <w:sz w:val="16"/>
+                <w:szCs w:val="16"/>
+              </w:rPr>
+              <w:t xml:space="preserve">★ Pflicht (Basis)</w:t>
+            </w:r>
+          </w:p>
         </w:tc>
         <w:tc>
           <w:tcPr>
@@ -3024,7 +3081,7 @@
                 <w:sz w:val="16"/>
                 <w:szCs w:val="16"/>
               </w:rPr>
-              <w:t xml:space="preserve">★ Pflichtkern</w:t>
+              <w:t xml:space="preserve">★ Pflicht</w:t>
             </w:r>
           </w:p>
         </w:tc>

--- a/material/lerntagebuch-mathe-aufbaukurs.docx
+++ b/material/lerntagebuch-mathe-aufbaukurs.docx
@@ -366,6 +366,165 @@
           </w:p>
         </w:tc>
       </w:tr>
+      <w:tr>
+        <w:trPr>
+          <w:trHeight w:val="620" w:hRule="atLeast"/>
+        </w:trPr>
+        <w:tc>
+          <w:tcPr>
+            <w:tcW w:type="dxa" w:w="2268"/>
+            <w:tcBorders>
+              <w:top w:val="none" w:color="FFFFFF" w:sz="0"/>
+              <w:left w:val="none" w:color="FFFFFF" w:sz="0"/>
+              <w:bottom w:val="none" w:color="FFFFFF" w:sz="0"/>
+              <w:right w:val="none" w:color="FFFFFF" w:sz="0"/>
+            </w:tcBorders>
+            <w:tcMar>
+              <w:top w:type="dxa" w:w="60"/>
+              <w:left w:type="dxa" w:w="100"/>
+              <w:bottom w:type="dxa" w:w="60"/>
+              <w:right w:type="dxa" w:w="100"/>
+            </w:tcMar>
+            <w:vAlign w:val="bottom"/>
+          </w:tcPr>
+          <w:p>
+            <w:r>
+              <w:rPr>
+                <w:rFonts w:ascii="Arial" w:cs="Arial" w:eastAsia="Arial" w:hAnsi="Arial"/>
+                <w:b/>
+                <w:bCs/>
+                <w:color w:val="1B3A6B"/>
+                <w:sz w:val="22"/>
+                <w:szCs w:val="22"/>
+              </w:rPr>
+              <w:t xml:space="preserve">Eingangstest</w:t>
+            </w:r>
+          </w:p>
+        </w:tc>
+        <w:tc>
+          <w:tcPr>
+            <w:tcW w:type="dxa" w:w="7371"/>
+            <w:tcBorders>
+              <w:top w:val="none" w:color="FFFFFF" w:sz="0"/>
+              <w:left w:val="none" w:color="FFFFFF" w:sz="0"/>
+              <w:bottom w:val="none" w:color="FFFFFF" w:sz="0"/>
+              <w:right w:val="none" w:color="FFFFFF" w:sz="0"/>
+            </w:tcBorders>
+            <w:tcMar>
+              <w:top w:type="dxa" w:w="60"/>
+              <w:left w:type="dxa" w:w="100"/>
+              <w:bottom w:type="dxa" w:w="60"/>
+              <w:right w:type="dxa" w:w="100"/>
+            </w:tcMar>
+            <w:vAlign w:val="bottom"/>
+          </w:tcPr>
+          <w:p>
+            <w:pPr>
+              <w:spacing w:after="60"/>
+            </w:pPr>
+            <w:r>
+              <w:rPr>
+                <w:rFonts w:ascii="Arial" w:cs="Arial" w:eastAsia="Arial" w:hAnsi="Arial"/>
+                <w:sz w:val="22"/>
+                <w:szCs w:val="22"/>
+              </w:rPr>
+              <w:t xml:space="preserve">am </w:t>
+            </w:r>
+            <w:r>
+              <w:rPr>
+                <w:rFonts w:ascii="Arial" w:cs="Arial" w:eastAsia="Arial" w:hAnsi="Arial"/>
+                <w:color w:val="9AA6B8"/>
+                <w:sz w:val="22"/>
+                <w:szCs w:val="22"/>
+              </w:rPr>
+              <w:t xml:space="preserve">____.____.______</w:t>
+            </w:r>
+            <w:r>
+              <w:rPr>
+                <w:rFonts w:ascii="Arial" w:cs="Arial" w:eastAsia="Arial" w:hAnsi="Arial"/>
+                <w:sz w:val="22"/>
+                <w:szCs w:val="22"/>
+              </w:rPr>
+              <w:t xml:space="preserve">     Punkte: </w:t>
+            </w:r>
+            <w:r>
+              <w:rPr>
+                <w:rFonts w:ascii="Arial" w:cs="Arial" w:eastAsia="Arial" w:hAnsi="Arial"/>
+                <w:color w:val="9AA6B8"/>
+                <w:sz w:val="22"/>
+                <w:szCs w:val="22"/>
+              </w:rPr>
+              <w:t xml:space="preserve">______</w:t>
+            </w:r>
+            <w:r>
+              <w:rPr>
+                <w:rFonts w:ascii="Arial" w:cs="Arial" w:eastAsia="Arial" w:hAnsi="Arial"/>
+                <w:sz w:val="22"/>
+                <w:szCs w:val="22"/>
+              </w:rPr>
+              <w:t xml:space="preserve"> von 16</w:t>
+            </w:r>
+          </w:p>
+          <w:p>
+            <w:r>
+              <w:rPr>
+                <w:rFonts w:ascii="Arial" w:cs="Arial" w:eastAsia="Arial" w:hAnsi="Arial"/>
+                <w:sz w:val="22"/>
+                <w:szCs w:val="22"/>
+              </w:rPr>
+              <w:t xml:space="preserve">Empfehlung:  </w:t>
+            </w:r>
+            <w:r>
+              <w:rPr>
+                <w:rFonts w:ascii="Segoe UI Symbol" w:cs="Segoe UI Symbol" w:eastAsia="Segoe UI Symbol" w:hAnsi="Segoe UI Symbol"/>
+                <w:sz w:val="24"/>
+                <w:szCs w:val="24"/>
+              </w:rPr>
+              <w:t xml:space="preserve">☐</w:t>
+            </w:r>
+            <w:r>
+              <w:rPr>
+                <w:rFonts w:ascii="Arial" w:cs="Arial" w:eastAsia="Arial" w:hAnsi="Arial"/>
+                <w:sz w:val="22"/>
+                <w:szCs w:val="22"/>
+              </w:rPr>
+              <w:t xml:space="preserve"> Mathe einfach   </w:t>
+            </w:r>
+            <w:r>
+              <w:rPr>
+                <w:rFonts w:ascii="Segoe UI Symbol" w:cs="Segoe UI Symbol" w:eastAsia="Segoe UI Symbol" w:hAnsi="Segoe UI Symbol"/>
+                <w:sz w:val="24"/>
+                <w:szCs w:val="24"/>
+              </w:rPr>
+              <w:t xml:space="preserve">☐</w:t>
+            </w:r>
+            <w:r>
+              <w:rPr>
+                <w:rFonts w:ascii="Arial" w:cs="Arial" w:eastAsia="Arial" w:hAnsi="Arial"/>
+                <w:sz w:val="22"/>
+                <w:szCs w:val="22"/>
+              </w:rPr>
+              <w:t xml:space="preserve"> Basis   </w:t>
+            </w:r>
+            <w:r>
+              <w:rPr>
+                <w:rFonts w:ascii="Segoe UI Symbol" w:cs="Segoe UI Symbol" w:eastAsia="Segoe UI Symbol" w:hAnsi="Segoe UI Symbol"/>
+                <w:sz w:val="24"/>
+                <w:szCs w:val="24"/>
+              </w:rPr>
+              <w:t xml:space="preserve">☐</w:t>
+            </w:r>
+            <w:r>
+              <w:rPr>
+                <w:rFonts w:ascii="Arial" w:cs="Arial" w:eastAsia="Arial" w:hAnsi="Arial"/>
+                <w:sz w:val="22"/>
+                <w:szCs w:val="22"/>
+              </w:rPr>
+              <w:t xml:space="preserve"> Standard</w:t>
+            </w:r>
+          </w:p>
+        </w:tc>
+      </w:tr>
     </w:tbl>
     <w:p>
       <w:pPr>
@@ -394,6 +553,42 @@
           <w:szCs w:val="28"/>
         </w:rPr>
         <w:t xml:space="preserve">So arbeitest du mit dem Lerntagebuch</w:t>
+      </w:r>
+    </w:p>
+    <w:p>
+      <w:pPr>
+        <w:pStyle w:val="ListParagraph"/>
+        <w:numPr>
+          <w:ilvl w:val="0"/>
+          <w:numId w:val="2"/>
+        </w:numPr>
+        <w:spacing w:after="100"/>
+      </w:pPr>
+      <w:r>
+        <w:rPr>
+          <w:rFonts w:ascii="Arial" w:cs="Arial" w:eastAsia="Arial" w:hAnsi="Arial"/>
+          <w:sz w:val="22"/>
+          <w:szCs w:val="22"/>
+        </w:rPr>
+        <w:t xml:space="preserve">Zu Beginn machst du den </w:t>
+      </w:r>
+      <w:r>
+        <w:rPr>
+          <w:rFonts w:ascii="Arial" w:cs="Arial" w:eastAsia="Arial" w:hAnsi="Arial"/>
+          <w:b/>
+          <w:bCs/>
+          <w:sz w:val="22"/>
+          <w:szCs w:val="22"/>
+        </w:rPr>
+        <w:t xml:space="preserve">Eingangstest</w:t>
+      </w:r>
+      <w:r>
+        <w:rPr>
+          <w:rFonts w:ascii="Arial" w:cs="Arial" w:eastAsia="Arial" w:hAnsi="Arial"/>
+          <w:sz w:val="22"/>
+          <w:szCs w:val="22"/>
+        </w:rPr>
+        <w:t xml:space="preserve"> im Kurs und trägst Datum, Punkte und Empfehlung oben ein.</w:t>
       </w:r>
     </w:p>
     <w:p>
